--- a/Define Problem Statements Template.docx
+++ b/Define Problem Statements Template.docx
@@ -87,7 +87,15 @@
           </w:tcPr>
           <w:p>
             <w:r>
-              <w:t>31 January 2025</w:t>
+              <w:t xml:space="preserve">30 </w:t>
+            </w:r>
+            <w:proofErr w:type="spellStart"/>
+            <w:r>
+              <w:t>september</w:t>
+            </w:r>
+            <w:proofErr w:type="spellEnd"/>
+            <w:r>
+              <w:t xml:space="preserve"> 2026</w:t>
             </w:r>
           </w:p>
         </w:tc>
